--- a/output/writing/DissertationChapter/References (reference).docx
+++ b/output/writing/DissertationChapter/References (reference).docx
@@ -182,6 +182,47 @@
         <w:ind w:left="720" w:hanging="720"/>
       </w:pPr>
       <w:r>
+        <w:t xml:space="preserve">Heard, W. R. 1991. </w:t>
+      </w:r>
+      <w:r>
+        <w:t>Life History of Pink Salmon (</w:t>
+      </w:r>
+      <w:r>
+        <w:rPr>
+          <w:i/>
+          <w:iCs/>
+        </w:rPr>
+        <w:t xml:space="preserve">Oncorhynchus </w:t>
+      </w:r>
+      <w:proofErr w:type="spellStart"/>
+      <w:r>
+        <w:rPr>
+          <w:i/>
+          <w:iCs/>
+        </w:rPr>
+        <w:t>gorbuscha</w:t>
+      </w:r>
+      <w:proofErr w:type="spellEnd"/>
+      <w:r>
+        <w:t xml:space="preserve">). Edited by Groot, C. and L. Margolis. </w:t>
+      </w:r>
+      <w:r>
+        <w:rPr>
+          <w:i/>
+          <w:iCs/>
+        </w:rPr>
+        <w:t xml:space="preserve">Pacific Salmon Life Histories </w:t>
+      </w:r>
+      <w:r>
+        <w:t xml:space="preserve">119-231.  UBC Press. </w:t>
+      </w:r>
+    </w:p>
+    <w:p>
+      <w:pPr>
+        <w:spacing w:line="240" w:lineRule="auto"/>
+        <w:ind w:left="720" w:hanging="720"/>
+      </w:pPr>
+      <w:r>
         <w:t xml:space="preserve">Holmes, E. E., E. J. Ward, and K. Wills. 2012. MARSS: Multivariate Autoregressive State-space Models for Analyzing Time-series Data. </w:t>
       </w:r>
       <w:r>
@@ -263,6 +304,7 @@
         <w:ind w:left="720" w:hanging="720"/>
       </w:pPr>
       <w:r>
+        <w:lastRenderedPageBreak/>
         <w:t>Manhard, C. V., J. E. Joyce, W. W. Smoker, and A. J. Gharrett. 2017. Ecological factors influencing lifetime productivity of pink salmon (</w:t>
       </w:r>
       <w:r>
@@ -301,7 +343,6 @@
         <w:ind w:left="720" w:hanging="720"/>
       </w:pPr>
       <w:r>
-        <w:lastRenderedPageBreak/>
         <w:t xml:space="preserve">Mantua, N. J., S. R. Hare, Y. Zhang, J. M. Wallace, and R. C. Francis. A Pacific Interdecadal Climate Oscillation with Impacts on Salmon Production. </w:t>
       </w:r>
       <w:r>

--- a/output/writing/DissertationChapter/References (reference).docx
+++ b/output/writing/DissertationChapter/References (reference).docx
@@ -83,6 +83,25 @@
         <w:ind w:left="720" w:hanging="720"/>
       </w:pPr>
       <w:r>
+        <w:t xml:space="preserve">Burnham, K. P., D. R. Anderson, K. P. Huyvaert. 2010. AIC model selection and multimodal interference in behavioral ecology: some background, observations, and comparisons. </w:t>
+      </w:r>
+      <w:r>
+        <w:rPr>
+          <w:i/>
+          <w:iCs/>
+        </w:rPr>
+        <w:t xml:space="preserve">Behavioral Ecology and Sociobiology </w:t>
+      </w:r>
+      <w:r>
+        <w:t>65: 23-35.</w:t>
+      </w:r>
+    </w:p>
+    <w:p>
+      <w:pPr>
+        <w:spacing w:line="240" w:lineRule="auto"/>
+        <w:ind w:left="720" w:hanging="720"/>
+      </w:pPr>
+      <w:r>
         <w:t xml:space="preserve">Cunningham, S. 2021. </w:t>
       </w:r>
       <w:r>
@@ -285,6 +304,7 @@
         <w:ind w:left="720" w:hanging="720"/>
       </w:pPr>
       <w:r>
+        <w:lastRenderedPageBreak/>
         <w:t xml:space="preserve">Knudsen, E. E., P. S. Rand, K. B. Gorman, D. R. Bernard, W. D. Templin. 2021. Hatchery-origin stray rates and total run characteristics for Pink Salmon and Chum Salmon returning to Prince William Sound, Alaska in 2013-2015. </w:t>
       </w:r>
       <w:r>
@@ -304,7 +324,6 @@
         <w:ind w:left="720" w:hanging="720"/>
       </w:pPr>
       <w:r>
-        <w:lastRenderedPageBreak/>
         <w:t>Manhard, C. V., J. E. Joyce, W. W. Smoker, and A. J. Gharrett. 2017. Ecological factors influencing lifetime productivity of pink salmon (</w:t>
       </w:r>
       <w:r>
@@ -588,7 +607,42 @@
         <w:t xml:space="preserve"> </w:t>
       </w:r>
       <w:r>
-        <w:t>12pp.</w:t>
+        <w:t>12</w:t>
+      </w:r>
+      <w:proofErr w:type="gramStart"/>
+      <w:r>
+        <w:t>pp</w:t>
+      </w:r>
+      <w:proofErr w:type="gramEnd"/>
+      <w:r>
+        <w:t>.</w:t>
+      </w:r>
+    </w:p>
+    <w:p>
+      <w:pPr>
+        <w:spacing w:line="240" w:lineRule="auto"/>
+        <w:ind w:left="720" w:hanging="720"/>
+      </w:pPr>
+      <w:r>
+        <w:t xml:space="preserve">Scheuerell, M. D., E. R. Buhle, B. X. Semmens, M. J. Ford, T. Cooney, R. W. Carmichael. 2015. Analyzing large-scale conservation interventions with Bayesian hierarchical models: a case study of supplementing </w:t>
+      </w:r>
+      <w:proofErr w:type="gramStart"/>
+      <w:r>
+        <w:t>threated</w:t>
+      </w:r>
+      <w:proofErr w:type="gramEnd"/>
+      <w:r>
+        <w:t xml:space="preserve"> Pacific salmon. </w:t>
+      </w:r>
+      <w:r>
+        <w:rPr>
+          <w:i/>
+          <w:iCs/>
+        </w:rPr>
+        <w:t xml:space="preserve">Ecology and Evolution </w:t>
+      </w:r>
+      <w:r>
+        <w:t>5(10): 2115-2125.</w:t>
       </w:r>
     </w:p>
     <w:p>
@@ -628,6 +682,7 @@
         <w:ind w:left="720" w:hanging="720"/>
       </w:pPr>
       <w:r>
+        <w:lastRenderedPageBreak/>
         <w:t xml:space="preserve">Thornton, T. F. 1998. </w:t>
       </w:r>
       <w:r>

--- a/output/writing/DissertationChapter/References (reference).docx
+++ b/output/writing/DissertationChapter/References (reference).docx
@@ -372,7 +372,26 @@
         <w:t>Bulletin of the American Meteorological Society</w:t>
       </w:r>
       <w:r>
-        <w:t xml:space="preserve"> 78(6): 1069-1079.  </w:t>
+        <w:t xml:space="preserve"> 78(6): 1069-1079.</w:t>
+      </w:r>
+    </w:p>
+    <w:p>
+      <w:pPr>
+        <w:spacing w:line="240" w:lineRule="auto"/>
+        <w:ind w:left="720" w:hanging="720"/>
+      </w:pPr>
+      <w:r>
+        <w:t xml:space="preserve">Mazerolle, M. 2006. Improving data analysis in herpetology: using Akaike’s Information Criterion (AIC) to assess the strength of biological hypotheses. </w:t>
+      </w:r>
+      <w:r>
+        <w:rPr>
+          <w:i/>
+          <w:iCs/>
+        </w:rPr>
+        <w:t>Amphibia-Reptilia</w:t>
+      </w:r>
+      <w:r>
+        <w:t xml:space="preserve"> 27: 169-180.</w:t>
       </w:r>
     </w:p>
     <w:p>
@@ -607,32 +626,16 @@
         <w:t xml:space="preserve"> </w:t>
       </w:r>
       <w:r>
-        <w:t>12</w:t>
-      </w:r>
-      <w:proofErr w:type="gramStart"/>
-      <w:r>
-        <w:t>pp</w:t>
-      </w:r>
-      <w:proofErr w:type="gramEnd"/>
-      <w:r>
-        <w:t>.</w:t>
-      </w:r>
-    </w:p>
-    <w:p>
-      <w:pPr>
-        <w:spacing w:line="240" w:lineRule="auto"/>
-        <w:ind w:left="720" w:hanging="720"/>
-      </w:pPr>
-      <w:r>
-        <w:t xml:space="preserve">Scheuerell, M. D., E. R. Buhle, B. X. Semmens, M. J. Ford, T. Cooney, R. W. Carmichael. 2015. Analyzing large-scale conservation interventions with Bayesian hierarchical models: a case study of supplementing </w:t>
-      </w:r>
-      <w:proofErr w:type="gramStart"/>
-      <w:r>
-        <w:t>threated</w:t>
-      </w:r>
-      <w:proofErr w:type="gramEnd"/>
-      <w:r>
-        <w:t xml:space="preserve"> Pacific salmon. </w:t>
+        <w:t>12pp.</w:t>
+      </w:r>
+    </w:p>
+    <w:p>
+      <w:pPr>
+        <w:spacing w:line="240" w:lineRule="auto"/>
+        <w:ind w:left="720" w:hanging="720"/>
+      </w:pPr>
+      <w:r>
+        <w:t xml:space="preserve">Scheuerell, M. D., E. R. Buhle, B. X. Semmens, M. J. Ford, T. Cooney, R. W. Carmichael. 2015. Analyzing large-scale conservation interventions with Bayesian hierarchical models: a case study of supplementing threated Pacific salmon. </w:t>
       </w:r>
       <w:r>
         <w:rPr>
@@ -656,6 +659,7 @@
       </w:pPr>
       <w:proofErr w:type="spellStart"/>
       <w:r>
+        <w:lastRenderedPageBreak/>
         <w:t>Stopha</w:t>
       </w:r>
       <w:proofErr w:type="spellEnd"/>
@@ -682,7 +686,6 @@
         <w:ind w:left="720" w:hanging="720"/>
       </w:pPr>
       <w:r>
-        <w:lastRenderedPageBreak/>
         <w:t xml:space="preserve">Thornton, T. F. 1998. </w:t>
       </w:r>
       <w:r>
